--- a/Templates/BTS/BM-62-12 BIÊN BẢN BÀN GIAO MẶT BẰNG BTS - Templates.docx
+++ b/Templates/BTS/BM-62-12 BIÊN BẢN BÀN GIAO MẶT BẰNG BTS - Templates.docx
@@ -45,7 +45,7 @@
                 <w:noProof/>
               </w:rPr>
               <w:drawing>
-                <wp:inline distT="0" distB="0" distL="0" distR="0" wp14:anchorId="67C8A42C" wp14:editId="097BE6BC">
+                <wp:inline distT="0" distB="0" distL="0" distR="0" wp14:anchorId="67C8A42C" wp14:editId="07E0543D">
                   <wp:extent cx="878840" cy="675640"/>
                   <wp:effectExtent l="0" t="0" r="0" b="0"/>
                   <wp:docPr id="3" name="Picture 3"/>
@@ -1471,7 +1471,21 @@
                 <w:sz w:val="28"/>
                 <w:szCs w:val="28"/>
               </w:rPr>
-              <w:t>{{L11}}</w:t>
+              <w:t>{{L1</w:t>
+            </w:r>
+            <w:r>
+              <w:rPr>
+                <w:sz w:val="28"/>
+                <w:szCs w:val="28"/>
+              </w:rPr>
+              <w:t>2</w:t>
+            </w:r>
+            <w:r>
+              <w:rPr>
+                <w:sz w:val="28"/>
+                <w:szCs w:val="28"/>
+              </w:rPr>
+              <w:t>}}</w:t>
             </w:r>
           </w:p>
         </w:tc>
@@ -1500,7 +1514,21 @@
                 <w:sz w:val="28"/>
                 <w:szCs w:val="28"/>
               </w:rPr>
-              <w:t>{{L12}}</w:t>
+              <w:t>{{L1</w:t>
+            </w:r>
+            <w:r>
+              <w:rPr>
+                <w:sz w:val="28"/>
+                <w:szCs w:val="28"/>
+              </w:rPr>
+              <w:t>1</w:t>
+            </w:r>
+            <w:r>
+              <w:rPr>
+                <w:sz w:val="28"/>
+                <w:szCs w:val="28"/>
+              </w:rPr>
+              <w:t>}}</w:t>
             </w:r>
           </w:p>
         </w:tc>
@@ -1588,7 +1616,21 @@
                 <w:sz w:val="28"/>
                 <w:szCs w:val="28"/>
               </w:rPr>
-              <w:t>{{L21}}</w:t>
+              <w:t>{{L2</w:t>
+            </w:r>
+            <w:r>
+              <w:rPr>
+                <w:sz w:val="28"/>
+                <w:szCs w:val="28"/>
+              </w:rPr>
+              <w:t>2</w:t>
+            </w:r>
+            <w:r>
+              <w:rPr>
+                <w:sz w:val="28"/>
+                <w:szCs w:val="28"/>
+              </w:rPr>
+              <w:t>}}</w:t>
             </w:r>
           </w:p>
         </w:tc>
@@ -1617,7 +1659,21 @@
                 <w:sz w:val="28"/>
                 <w:szCs w:val="28"/>
               </w:rPr>
-              <w:t>{{L22}}</w:t>
+              <w:t>{{L2</w:t>
+            </w:r>
+            <w:r>
+              <w:rPr>
+                <w:sz w:val="28"/>
+                <w:szCs w:val="28"/>
+              </w:rPr>
+              <w:t>1</w:t>
+            </w:r>
+            <w:r>
+              <w:rPr>
+                <w:sz w:val="28"/>
+                <w:szCs w:val="28"/>
+              </w:rPr>
+              <w:t>}}</w:t>
             </w:r>
           </w:p>
         </w:tc>
@@ -1705,7 +1761,21 @@
                 <w:sz w:val="28"/>
                 <w:szCs w:val="28"/>
               </w:rPr>
-              <w:t>{{L31}}</w:t>
+              <w:t>{{L3</w:t>
+            </w:r>
+            <w:r>
+              <w:rPr>
+                <w:sz w:val="28"/>
+                <w:szCs w:val="28"/>
+              </w:rPr>
+              <w:t>2</w:t>
+            </w:r>
+            <w:r>
+              <w:rPr>
+                <w:sz w:val="28"/>
+                <w:szCs w:val="28"/>
+              </w:rPr>
+              <w:t>}}</w:t>
             </w:r>
           </w:p>
         </w:tc>
@@ -1734,7 +1804,21 @@
                 <w:sz w:val="28"/>
                 <w:szCs w:val="28"/>
               </w:rPr>
-              <w:t>{{L32}}</w:t>
+              <w:t>{{L3</w:t>
+            </w:r>
+            <w:r>
+              <w:rPr>
+                <w:sz w:val="28"/>
+                <w:szCs w:val="28"/>
+              </w:rPr>
+              <w:t>1</w:t>
+            </w:r>
+            <w:r>
+              <w:rPr>
+                <w:sz w:val="28"/>
+                <w:szCs w:val="28"/>
+              </w:rPr>
+              <w:t>}}</w:t>
             </w:r>
           </w:p>
         </w:tc>
@@ -1822,7 +1906,21 @@
                 <w:sz w:val="28"/>
                 <w:szCs w:val="28"/>
               </w:rPr>
-              <w:t>{{L41}}</w:t>
+              <w:t>{{L4</w:t>
+            </w:r>
+            <w:r>
+              <w:rPr>
+                <w:sz w:val="28"/>
+                <w:szCs w:val="28"/>
+              </w:rPr>
+              <w:t>2</w:t>
+            </w:r>
+            <w:r>
+              <w:rPr>
+                <w:sz w:val="28"/>
+                <w:szCs w:val="28"/>
+              </w:rPr>
+              <w:t>}}</w:t>
             </w:r>
           </w:p>
         </w:tc>
@@ -1851,7 +1949,21 @@
                 <w:sz w:val="28"/>
                 <w:szCs w:val="28"/>
               </w:rPr>
-              <w:t>{{L42}}</w:t>
+              <w:t>{{L4</w:t>
+            </w:r>
+            <w:r>
+              <w:rPr>
+                <w:sz w:val="28"/>
+                <w:szCs w:val="28"/>
+              </w:rPr>
+              <w:t>1</w:t>
+            </w:r>
+            <w:r>
+              <w:rPr>
+                <w:sz w:val="28"/>
+                <w:szCs w:val="28"/>
+              </w:rPr>
+              <w:t>}}</w:t>
             </w:r>
           </w:p>
         </w:tc>
